--- a/ADR/ADR-004- ProtecaoPII_CloudDLP.docx
+++ b/ADR/ADR-004- ProtecaoPII_CloudDLP.docx
@@ -6,12 +6,14 @@
       <w:pPr>
         <w:jc w:val="center"/>
         <w:rPr>
+          <w:rFonts w:ascii="Arial" w:hAnsi="Arial" w:cs="Arial"/>
           <w:b/>
           <w:bCs/>
         </w:rPr>
       </w:pPr>
       <w:r>
         <w:rPr>
+          <w:rFonts w:ascii="Arial" w:hAnsi="Arial" w:cs="Arial"/>
           <w:b/>
           <w:bCs/>
         </w:rPr>
@@ -21,6 +23,7 @@
     <w:p>
       <w:pPr>
         <w:rPr>
+          <w:rFonts w:ascii="Arial" w:hAnsi="Arial" w:cs="Arial"/>
           <w:b/>
           <w:bCs/>
           <w:u w:val="single"/>
@@ -30,16 +33,16 @@
     <w:p>
       <w:pPr>
         <w:rPr>
+          <w:rFonts w:ascii="Arial" w:hAnsi="Arial" w:cs="Arial"/>
           <w:b/>
           <w:bCs/>
-          <w:u w:val="single"/>
         </w:rPr>
       </w:pPr>
       <w:r>
         <w:rPr>
+          <w:rFonts w:ascii="Arial" w:hAnsi="Arial" w:cs="Arial"/>
           <w:b/>
           <w:bCs/>
-          <w:u w:val="single"/>
         </w:rPr>
         <w:t>Contexto</w:t>
       </w:r>
@@ -47,19 +50,15 @@
     <w:p>
       <w:pPr>
         <w:ind w:left="360"/>
+        <w:rPr>
+          <w:rFonts w:ascii="Arial" w:hAnsi="Arial" w:cs="Arial"/>
+        </w:rPr>
       </w:pPr>
       <w:r>
-        <w:t xml:space="preserve">Os documentos processados contêm </w:t>
-      </w:r>
-      <w:r>
-        <w:rPr>
-          <w:b/>
-          <w:bCs/>
-        </w:rPr>
-        <w:t>dados sensíveis (PII)</w:t>
-      </w:r>
-      <w:r>
-        <w:t>:</w:t>
+        <w:rPr>
+          <w:rFonts w:ascii="Arial" w:hAnsi="Arial" w:cs="Arial"/>
+        </w:rPr>
+        <w:t>Os documentos processados contêm dados sensíveis (PII):</w:t>
       </w:r>
     </w:p>
     <w:p>
@@ -73,8 +72,14 @@
           <w:tab w:val="num" w:pos="1080"/>
         </w:tabs>
         <w:ind w:left="1080"/>
+        <w:rPr>
+          <w:rFonts w:ascii="Arial" w:hAnsi="Arial" w:cs="Arial"/>
+        </w:rPr>
       </w:pPr>
       <w:r>
+        <w:rPr>
+          <w:rFonts w:ascii="Arial" w:hAnsi="Arial" w:cs="Arial"/>
+        </w:rPr>
         <w:t>CPF</w:t>
       </w:r>
     </w:p>
@@ -89,8 +94,14 @@
           <w:tab w:val="num" w:pos="1080"/>
         </w:tabs>
         <w:ind w:left="1080"/>
+        <w:rPr>
+          <w:rFonts w:ascii="Arial" w:hAnsi="Arial" w:cs="Arial"/>
+        </w:rPr>
       </w:pPr>
       <w:r>
+        <w:rPr>
+          <w:rFonts w:ascii="Arial" w:hAnsi="Arial" w:cs="Arial"/>
+        </w:rPr>
         <w:t>CNPJ</w:t>
       </w:r>
     </w:p>
@@ -105,8 +116,14 @@
           <w:tab w:val="num" w:pos="1080"/>
         </w:tabs>
         <w:ind w:left="1080"/>
+        <w:rPr>
+          <w:rFonts w:ascii="Arial" w:hAnsi="Arial" w:cs="Arial"/>
+        </w:rPr>
       </w:pPr>
       <w:r>
+        <w:rPr>
+          <w:rFonts w:ascii="Arial" w:hAnsi="Arial" w:cs="Arial"/>
+        </w:rPr>
         <w:t>endereço</w:t>
       </w:r>
     </w:p>
@@ -121,8 +138,14 @@
           <w:tab w:val="num" w:pos="1080"/>
         </w:tabs>
         <w:ind w:left="1080"/>
+        <w:rPr>
+          <w:rFonts w:ascii="Arial" w:hAnsi="Arial" w:cs="Arial"/>
+        </w:rPr>
       </w:pPr>
       <w:r>
+        <w:rPr>
+          <w:rFonts w:ascii="Arial" w:hAnsi="Arial" w:cs="Arial"/>
+        </w:rPr>
         <w:t>contas bancárias</w:t>
       </w:r>
     </w:p>
@@ -137,9 +160,15 @@
           <w:tab w:val="num" w:pos="1080"/>
         </w:tabs>
         <w:ind w:left="1080"/>
+        <w:rPr>
+          <w:rFonts w:ascii="Arial" w:hAnsi="Arial" w:cs="Arial"/>
+        </w:rPr>
       </w:pPr>
       <w:proofErr w:type="spellStart"/>
       <w:r>
+        <w:rPr>
+          <w:rFonts w:ascii="Arial" w:hAnsi="Arial" w:cs="Arial"/>
+        </w:rPr>
         <w:t>emails</w:t>
       </w:r>
       <w:proofErr w:type="spellEnd"/>
@@ -155,42 +184,44 @@
           <w:tab w:val="num" w:pos="1080"/>
         </w:tabs>
         <w:ind w:left="1080"/>
+        <w:rPr>
+          <w:rFonts w:ascii="Arial" w:hAnsi="Arial" w:cs="Arial"/>
+        </w:rPr>
       </w:pPr>
       <w:r>
+        <w:rPr>
+          <w:rFonts w:ascii="Arial" w:hAnsi="Arial" w:cs="Arial"/>
+        </w:rPr>
         <w:t>telefone</w:t>
       </w:r>
     </w:p>
     <w:p>
       <w:pPr>
         <w:ind w:left="360"/>
+        <w:rPr>
+          <w:rFonts w:ascii="Arial" w:hAnsi="Arial" w:cs="Arial"/>
+        </w:rPr>
       </w:pPr>
       <w:r>
-        <w:t xml:space="preserve">Enviar esses dados diretamente para modelos de IA pode gerar </w:t>
-      </w:r>
-      <w:r>
-        <w:rPr>
-          <w:b/>
-          <w:bCs/>
-        </w:rPr>
-        <w:t>risco regulatório e vazamento de dados</w:t>
-      </w:r>
-      <w:r>
-        <w:t>.</w:t>
+        <w:rPr>
+          <w:rFonts w:ascii="Arial" w:hAnsi="Arial" w:cs="Arial"/>
+        </w:rPr>
+        <w:t>Enviar esses dados diretamente para modelos de IA pode gerar risco regulatório e vazamento de dados.</w:t>
       </w:r>
     </w:p>
     <w:p>
       <w:pPr>
         <w:rPr>
+          <w:rFonts w:ascii="Arial" w:hAnsi="Arial" w:cs="Arial"/>
           <w:b/>
           <w:bCs/>
-          <w:u w:val="single"/>
         </w:rPr>
       </w:pPr>
       <w:r>
         <w:rPr>
+          <w:rFonts w:ascii="Arial" w:hAnsi="Arial" w:cs="Arial"/>
           <w:b/>
           <w:bCs/>
-          <w:u w:val="single"/>
         </w:rPr>
         <w:t>Decisão</w:t>
       </w:r>
@@ -198,27 +229,28 @@
     <w:p>
       <w:pPr>
         <w:ind w:left="360"/>
+        <w:rPr>
+          <w:rFonts w:ascii="Arial" w:hAnsi="Arial" w:cs="Arial"/>
+        </w:rPr>
       </w:pPr>
       <w:r>
-        <w:t xml:space="preserve">Implementar pipeline de </w:t>
-      </w:r>
-      <w:r>
-        <w:rPr>
-          <w:b/>
-          <w:bCs/>
-        </w:rPr>
-        <w:t xml:space="preserve">sanitização de dados antes do uso por </w:t>
+        <w:rPr>
+          <w:rFonts w:ascii="Arial" w:hAnsi="Arial" w:cs="Arial"/>
+        </w:rPr>
+        <w:t xml:space="preserve">Implementar pipeline de sanitização de dados antes do uso por </w:t>
       </w:r>
       <w:proofErr w:type="spellStart"/>
       <w:r>
         <w:rPr>
-          <w:b/>
-          <w:bCs/>
+          <w:rFonts w:ascii="Arial" w:hAnsi="Arial" w:cs="Arial"/>
         </w:rPr>
         <w:t>GenAI</w:t>
       </w:r>
       <w:proofErr w:type="spellEnd"/>
       <w:r>
+        <w:rPr>
+          <w:rFonts w:ascii="Arial" w:hAnsi="Arial" w:cs="Arial"/>
+        </w:rPr>
         <w:t xml:space="preserve"> utilizando:</w:t>
       </w:r>
     </w:p>
@@ -229,11 +261,13 @@
           <w:numId w:val="12"/>
         </w:numPr>
         <w:rPr>
+          <w:rFonts w:ascii="Arial" w:hAnsi="Arial" w:cs="Arial"/>
           <w:lang w:val="en-US"/>
         </w:rPr>
       </w:pPr>
       <w:r>
         <w:rPr>
+          <w:rFonts w:ascii="Arial" w:hAnsi="Arial" w:cs="Arial"/>
           <w:lang w:val="en-US"/>
         </w:rPr>
         <w:t>Cloud Data Loss Prevention (DLP)</w:t>
@@ -245,8 +279,14 @@
           <w:ilvl w:val="0"/>
           <w:numId w:val="12"/>
         </w:numPr>
+        <w:rPr>
+          <w:rFonts w:ascii="Arial" w:hAnsi="Arial" w:cs="Arial"/>
+        </w:rPr>
       </w:pPr>
       <w:r>
+        <w:rPr>
+          <w:rFonts w:ascii="Arial" w:hAnsi="Arial" w:cs="Arial"/>
+        </w:rPr>
         <w:t>técnicas de mascaramento</w:t>
       </w:r>
     </w:p>
@@ -256,102 +296,175 @@
           <w:ilvl w:val="0"/>
           <w:numId w:val="12"/>
         </w:numPr>
+        <w:rPr>
+          <w:rFonts w:ascii="Arial" w:hAnsi="Arial" w:cs="Arial"/>
+        </w:rPr>
       </w:pPr>
       <w:r>
+        <w:rPr>
+          <w:rFonts w:ascii="Arial" w:hAnsi="Arial" w:cs="Arial"/>
+        </w:rPr>
         <w:t>tokenização reversível</w:t>
       </w:r>
     </w:p>
     <w:p>
       <w:pPr>
         <w:ind w:left="2832"/>
+        <w:rPr>
+          <w:rFonts w:ascii="Arial" w:hAnsi="Arial" w:cs="Arial"/>
+        </w:rPr>
       </w:pPr>
       <w:r>
+        <w:rPr>
+          <w:rFonts w:ascii="Arial" w:hAnsi="Arial" w:cs="Arial"/>
+        </w:rPr>
         <w:t>Fluxo</w:t>
       </w:r>
       <w:r>
+        <w:rPr>
+          <w:rFonts w:ascii="Arial" w:hAnsi="Arial" w:cs="Arial"/>
+        </w:rPr>
         <w:t>:</w:t>
       </w:r>
     </w:p>
     <w:p>
       <w:pPr>
         <w:ind w:left="3180"/>
+        <w:rPr>
+          <w:rFonts w:ascii="Arial" w:hAnsi="Arial" w:cs="Arial"/>
+        </w:rPr>
       </w:pPr>
       <w:r>
+        <w:rPr>
+          <w:rFonts w:ascii="Arial" w:hAnsi="Arial" w:cs="Arial"/>
+        </w:rPr>
         <w:t>Ingestão</w:t>
       </w:r>
     </w:p>
     <w:p>
       <w:pPr>
         <w:ind w:left="3180"/>
+        <w:rPr>
+          <w:rFonts w:ascii="Arial" w:hAnsi="Arial" w:cs="Arial"/>
+        </w:rPr>
       </w:pPr>
       <w:r>
+        <w:rPr>
+          <w:rFonts w:ascii="Arial" w:hAnsi="Arial" w:cs="Arial"/>
+        </w:rPr>
         <w:t>↓</w:t>
       </w:r>
     </w:p>
     <w:p>
       <w:pPr>
         <w:ind w:left="3180"/>
+        <w:rPr>
+          <w:rFonts w:ascii="Arial" w:hAnsi="Arial" w:cs="Arial"/>
+        </w:rPr>
       </w:pPr>
       <w:r>
+        <w:rPr>
+          <w:rFonts w:ascii="Arial" w:hAnsi="Arial" w:cs="Arial"/>
+        </w:rPr>
         <w:t>Detecção de PII (Cloud DLP)</w:t>
       </w:r>
     </w:p>
     <w:p>
       <w:pPr>
         <w:ind w:left="3180"/>
+        <w:rPr>
+          <w:rFonts w:ascii="Arial" w:hAnsi="Arial" w:cs="Arial"/>
+        </w:rPr>
       </w:pPr>
       <w:r>
+        <w:rPr>
+          <w:rFonts w:ascii="Arial" w:hAnsi="Arial" w:cs="Arial"/>
+        </w:rPr>
         <w:t>↓</w:t>
       </w:r>
     </w:p>
     <w:p>
       <w:pPr>
         <w:ind w:left="3180"/>
+        <w:rPr>
+          <w:rFonts w:ascii="Arial" w:hAnsi="Arial" w:cs="Arial"/>
+        </w:rPr>
       </w:pPr>
       <w:r>
+        <w:rPr>
+          <w:rFonts w:ascii="Arial" w:hAnsi="Arial" w:cs="Arial"/>
+        </w:rPr>
         <w:t>Redação / Tokenização</w:t>
       </w:r>
     </w:p>
     <w:p>
       <w:pPr>
         <w:ind w:left="3180"/>
+        <w:rPr>
+          <w:rFonts w:ascii="Arial" w:hAnsi="Arial" w:cs="Arial"/>
+        </w:rPr>
       </w:pPr>
       <w:r>
+        <w:rPr>
+          <w:rFonts w:ascii="Arial" w:hAnsi="Arial" w:cs="Arial"/>
+        </w:rPr>
         <w:t>↓</w:t>
       </w:r>
     </w:p>
     <w:p>
       <w:pPr>
         <w:ind w:left="3180"/>
+        <w:rPr>
+          <w:rFonts w:ascii="Arial" w:hAnsi="Arial" w:cs="Arial"/>
+        </w:rPr>
       </w:pPr>
       <w:r>
+        <w:rPr>
+          <w:rFonts w:ascii="Arial" w:hAnsi="Arial" w:cs="Arial"/>
+        </w:rPr>
         <w:t>Texto sanitizado</w:t>
       </w:r>
     </w:p>
     <w:p>
       <w:pPr>
         <w:ind w:left="3180"/>
+        <w:rPr>
+          <w:rFonts w:ascii="Arial" w:hAnsi="Arial" w:cs="Arial"/>
+        </w:rPr>
       </w:pPr>
       <w:r>
+        <w:rPr>
+          <w:rFonts w:ascii="Arial" w:hAnsi="Arial" w:cs="Arial"/>
+        </w:rPr>
         <w:t>↓</w:t>
       </w:r>
     </w:p>
     <w:p>
       <w:pPr>
         <w:ind w:left="3180"/>
+        <w:rPr>
+          <w:rFonts w:ascii="Arial" w:hAnsi="Arial" w:cs="Arial"/>
+        </w:rPr>
       </w:pPr>
       <w:proofErr w:type="spellStart"/>
       <w:r>
+        <w:rPr>
+          <w:rFonts w:ascii="Arial" w:hAnsi="Arial" w:cs="Arial"/>
+        </w:rPr>
         <w:t>Embedding</w:t>
       </w:r>
       <w:proofErr w:type="spellEnd"/>
       <w:r>
+        <w:rPr>
+          <w:rFonts w:ascii="Arial" w:hAnsi="Arial" w:cs="Arial"/>
+        </w:rPr>
         <w:t xml:space="preserve"> / LLM</w:t>
       </w:r>
     </w:p>
     <w:p>
       <w:pPr>
         <w:rPr>
+          <w:rFonts w:ascii="Arial" w:hAnsi="Arial" w:cs="Arial"/>
           <w:b/>
           <w:bCs/>
           <w:u w:val="single"/>
@@ -361,16 +474,26 @@
     <w:p>
       <w:pPr>
         <w:rPr>
+          <w:rFonts w:ascii="Arial" w:hAnsi="Arial" w:cs="Arial"/>
           <w:b/>
           <w:bCs/>
           <w:u w:val="single"/>
         </w:rPr>
       </w:pPr>
-      <w:r>
-        <w:rPr>
+    </w:p>
+    <w:p>
+      <w:pPr>
+        <w:rPr>
+          <w:rFonts w:ascii="Arial" w:hAnsi="Arial" w:cs="Arial"/>
           <w:b/>
           <w:bCs/>
-          <w:u w:val="single"/>
+        </w:rPr>
+      </w:pPr>
+      <w:r>
+        <w:rPr>
+          <w:rFonts w:ascii="Arial" w:hAnsi="Arial" w:cs="Arial"/>
+          <w:b/>
+          <w:bCs/>
         </w:rPr>
         <w:lastRenderedPageBreak/>
         <w:t>Racional</w:t>
@@ -379,8 +502,14 @@
     <w:p>
       <w:pPr>
         <w:ind w:firstLine="708"/>
+        <w:rPr>
+          <w:rFonts w:ascii="Arial" w:hAnsi="Arial" w:cs="Arial"/>
+        </w:rPr>
       </w:pPr>
       <w:r>
+        <w:rPr>
+          <w:rFonts w:ascii="Arial" w:hAnsi="Arial" w:cs="Arial"/>
+        </w:rPr>
         <w:t>Separação entre duas zonas de dados:</w:t>
       </w:r>
     </w:p>
@@ -395,11 +524,13 @@
           <w:tab w:val="num" w:pos="1080"/>
         </w:tabs>
         <w:ind w:left="1080"/>
+        <w:rPr>
+          <w:rFonts w:ascii="Arial" w:hAnsi="Arial" w:cs="Arial"/>
+        </w:rPr>
       </w:pPr>
       <w:r>
         <w:rPr>
-          <w:b/>
-          <w:bCs/>
+          <w:rFonts w:ascii="Arial" w:hAnsi="Arial" w:cs="Arial"/>
         </w:rPr>
         <w:t>Zona Restrita</w:t>
       </w:r>
@@ -410,8 +541,14 @@
           <w:ilvl w:val="1"/>
           <w:numId w:val="8"/>
         </w:numPr>
+        <w:rPr>
+          <w:rFonts w:ascii="Arial" w:hAnsi="Arial" w:cs="Arial"/>
+        </w:rPr>
       </w:pPr>
       <w:r>
+        <w:rPr>
+          <w:rFonts w:ascii="Arial" w:hAnsi="Arial" w:cs="Arial"/>
+        </w:rPr>
         <w:t>dados brutos com PII</w:t>
       </w:r>
     </w:p>
@@ -426,11 +563,13 @@
           <w:tab w:val="num" w:pos="1080"/>
         </w:tabs>
         <w:ind w:left="1080"/>
+        <w:rPr>
+          <w:rFonts w:ascii="Arial" w:hAnsi="Arial" w:cs="Arial"/>
+        </w:rPr>
       </w:pPr>
       <w:r>
         <w:rPr>
-          <w:b/>
-          <w:bCs/>
+          <w:rFonts w:ascii="Arial" w:hAnsi="Arial" w:cs="Arial"/>
         </w:rPr>
         <w:t>Zona Controlada</w:t>
       </w:r>
@@ -441,8 +580,14 @@
           <w:ilvl w:val="1"/>
           <w:numId w:val="8"/>
         </w:numPr>
+        <w:rPr>
+          <w:rFonts w:ascii="Arial" w:hAnsi="Arial" w:cs="Arial"/>
+        </w:rPr>
       </w:pPr>
       <w:r>
+        <w:rPr>
+          <w:rFonts w:ascii="Arial" w:hAnsi="Arial" w:cs="Arial"/>
+        </w:rPr>
         <w:t>dados sanitizados</w:t>
       </w:r>
     </w:p>
@@ -452,9 +597,15 @@
           <w:ilvl w:val="1"/>
           <w:numId w:val="8"/>
         </w:numPr>
+        <w:rPr>
+          <w:rFonts w:ascii="Arial" w:hAnsi="Arial" w:cs="Arial"/>
+        </w:rPr>
       </w:pPr>
       <w:proofErr w:type="spellStart"/>
       <w:r>
+        <w:rPr>
+          <w:rFonts w:ascii="Arial" w:hAnsi="Arial" w:cs="Arial"/>
+        </w:rPr>
         <w:t>embeddings</w:t>
       </w:r>
       <w:proofErr w:type="spellEnd"/>
@@ -465,24 +616,30 @@
           <w:ilvl w:val="1"/>
           <w:numId w:val="8"/>
         </w:numPr>
+        <w:rPr>
+          <w:rFonts w:ascii="Arial" w:hAnsi="Arial" w:cs="Arial"/>
+        </w:rPr>
       </w:pPr>
       <w:r>
+        <w:rPr>
+          <w:rFonts w:ascii="Arial" w:hAnsi="Arial" w:cs="Arial"/>
+        </w:rPr>
         <w:t>LLM</w:t>
       </w:r>
     </w:p>
     <w:p>
       <w:pPr>
         <w:rPr>
+          <w:rFonts w:ascii="Arial" w:hAnsi="Arial" w:cs="Arial"/>
           <w:b/>
           <w:bCs/>
-          <w:u w:val="single"/>
         </w:rPr>
       </w:pPr>
       <w:r>
         <w:rPr>
+          <w:rFonts w:ascii="Arial" w:hAnsi="Arial" w:cs="Arial"/>
           <w:b/>
           <w:bCs/>
-          <w:u w:val="single"/>
         </w:rPr>
         <w:t>Consequências</w:t>
       </w:r>
@@ -491,12 +648,14 @@
       <w:pPr>
         <w:ind w:left="360"/>
         <w:rPr>
+          <w:rFonts w:ascii="Arial" w:hAnsi="Arial" w:cs="Arial"/>
           <w:b/>
           <w:bCs/>
         </w:rPr>
       </w:pPr>
       <w:r>
         <w:rPr>
+          <w:rFonts w:ascii="Arial" w:hAnsi="Arial" w:cs="Arial"/>
           <w:b/>
           <w:bCs/>
         </w:rPr>
@@ -514,8 +673,14 @@
           <w:tab w:val="num" w:pos="1080"/>
         </w:tabs>
         <w:ind w:left="1080"/>
+        <w:rPr>
+          <w:rFonts w:ascii="Arial" w:hAnsi="Arial" w:cs="Arial"/>
+        </w:rPr>
       </w:pPr>
       <w:r>
+        <w:rPr>
+          <w:rFonts w:ascii="Arial" w:hAnsi="Arial" w:cs="Arial"/>
+        </w:rPr>
         <w:t>conformidade com LGPD</w:t>
       </w:r>
     </w:p>
@@ -530,8 +695,14 @@
           <w:tab w:val="num" w:pos="1080"/>
         </w:tabs>
         <w:ind w:left="1080"/>
+        <w:rPr>
+          <w:rFonts w:ascii="Arial" w:hAnsi="Arial" w:cs="Arial"/>
+        </w:rPr>
       </w:pPr>
       <w:r>
+        <w:rPr>
+          <w:rFonts w:ascii="Arial" w:hAnsi="Arial" w:cs="Arial"/>
+        </w:rPr>
         <w:t>redução do risco de vazamento</w:t>
       </w:r>
     </w:p>
@@ -546,8 +717,14 @@
           <w:tab w:val="num" w:pos="1080"/>
         </w:tabs>
         <w:ind w:left="1080"/>
+        <w:rPr>
+          <w:rFonts w:ascii="Arial" w:hAnsi="Arial" w:cs="Arial"/>
+        </w:rPr>
       </w:pPr>
       <w:r>
+        <w:rPr>
+          <w:rFonts w:ascii="Arial" w:hAnsi="Arial" w:cs="Arial"/>
+        </w:rPr>
         <w:t>maior segurança operacional</w:t>
       </w:r>
     </w:p>
@@ -555,12 +732,14 @@
       <w:pPr>
         <w:ind w:left="360"/>
         <w:rPr>
+          <w:rFonts w:ascii="Arial" w:hAnsi="Arial" w:cs="Arial"/>
           <w:b/>
           <w:bCs/>
         </w:rPr>
       </w:pPr>
       <w:r>
         <w:rPr>
+          <w:rFonts w:ascii="Arial" w:hAnsi="Arial" w:cs="Arial"/>
           <w:b/>
           <w:bCs/>
         </w:rPr>
@@ -578,8 +757,14 @@
           <w:tab w:val="num" w:pos="1080"/>
         </w:tabs>
         <w:ind w:left="1080"/>
+        <w:rPr>
+          <w:rFonts w:ascii="Arial" w:hAnsi="Arial" w:cs="Arial"/>
+        </w:rPr>
       </w:pPr>
       <w:r>
+        <w:rPr>
+          <w:rFonts w:ascii="Arial" w:hAnsi="Arial" w:cs="Arial"/>
+        </w:rPr>
         <w:t>complexidade adicional no pipeline</w:t>
       </w:r>
     </w:p>
